--- a/docs/vignettes/02_reading_writing/reading_writing.docx
+++ b/docs/vignettes/02_reading_writing/reading_writing.docx
@@ -31,7 +31,7 @@
         <w:pStyle w:val="Date"/>
       </w:pPr>
       <w:r>
-        <w:t xml:space="preserve">2026-08-21</w:t>
+        <w:t xml:space="preserve">2026-08-24</w:t>
       </w:r>
     </w:p>
     <w:bookmarkStart w:id="12" w:name="reading-and-writing-files"/>

--- a/docs/vignettes/02_reading_writing/reading_writing.docx
+++ b/docs/vignettes/02_reading_writing/reading_writing.docx
@@ -31,7 +31,7 @@
         <w:pStyle w:val="Date"/>
       </w:pPr>
       <w:r>
-        <w:t xml:space="preserve">2026-08-24</w:t>
+        <w:t xml:space="preserve">2026-08-25</w:t>
       </w:r>
     </w:p>
     <w:bookmarkStart w:id="12" w:name="reading-and-writing-files"/>

--- a/docs/vignettes/02_reading_writing/reading_writing.docx
+++ b/docs/vignettes/02_reading_writing/reading_writing.docx
@@ -31,7 +31,7 @@
         <w:pStyle w:val="Date"/>
       </w:pPr>
       <w:r>
-        <w:t xml:space="preserve">2026-08-25</w:t>
+        <w:t xml:space="preserve">2026-08-26</w:t>
       </w:r>
     </w:p>
     <w:bookmarkStart w:id="12" w:name="reading-and-writing-files"/>

--- a/docs/vignettes/02_reading_writing/reading_writing.docx
+++ b/docs/vignettes/02_reading_writing/reading_writing.docx
@@ -31,7 +31,7 @@
         <w:pStyle w:val="Date"/>
       </w:pPr>
       <w:r>
-        <w:t xml:space="preserve">2026-08-26</w:t>
+        <w:t xml:space="preserve">2026-08-28</w:t>
       </w:r>
     </w:p>
     <w:bookmarkStart w:id="12" w:name="reading-and-writing-files"/>

--- a/docs/vignettes/02_reading_writing/reading_writing.docx
+++ b/docs/vignettes/02_reading_writing/reading_writing.docx
@@ -31,7 +31,7 @@
         <w:pStyle w:val="Date"/>
       </w:pPr>
       <w:r>
-        <w:t xml:space="preserve">2026-08-28</w:t>
+        <w:t xml:space="preserve">2026-09-01</w:t>
       </w:r>
     </w:p>
     <w:bookmarkStart w:id="12" w:name="reading-and-writing-files"/>

--- a/docs/vignettes/02_reading_writing/reading_writing.docx
+++ b/docs/vignettes/02_reading_writing/reading_writing.docx
@@ -31,7 +31,7 @@
         <w:pStyle w:val="Date"/>
       </w:pPr>
       <w:r>
-        <w:t xml:space="preserve">2026-09-01</w:t>
+        <w:t xml:space="preserve">2026-09-03</w:t>
       </w:r>
     </w:p>
     <w:bookmarkStart w:id="12" w:name="reading-and-writing-files"/>
